--- a/How-to.docx
+++ b/How-to.docx
@@ -1,6 +1,6 @@
 
 <file path=word/document.xml><?xml version="1.0" encoding="utf-8"?>
-<w:document xmlns:wpc="http://schemas.microsoft.com/office/word/2010/wordprocessingCanvas" xmlns:cx="http://schemas.microsoft.com/office/drawing/2014/chartex" xmlns:cx1="http://schemas.microsoft.com/office/drawing/2015/9/8/chartex" xmlns:cx2="http://schemas.microsoft.com/office/drawing/2015/10/21/chartex" xmlns:cx3="http://schemas.microsoft.com/office/drawing/2016/5/9/chartex" xmlns:cx4="http://schemas.microsoft.com/office/drawing/2016/5/10/chartex" xmlns:cx5="http://schemas.microsoft.com/office/drawing/2016/5/11/chartex" xmlns:cx6="http://schemas.microsoft.com/office/drawing/2016/5/12/chartex" xmlns:cx7="http://schemas.microsoft.com/office/drawing/2016/5/13/chartex" xmlns:cx8="http://schemas.microsoft.com/office/drawing/2016/5/14/chartex" xmlns:mc="http://schemas.openxmlformats.org/markup-compatibility/2006" xmlns:aink="http://schemas.microsoft.com/office/drawing/2016/ink" xmlns:am3d="http://schemas.microsoft.com/office/drawing/2017/model3d" xmlns:o="urn:schemas-microsoft-com:office:office" xmlns:oel="http://schemas.microsoft.com/office/2019/extlst" xmlns:r="http://schemas.openxmlformats.org/officeDocument/2006/relationships" xmlns:m="http://schemas.openxmlformats.org/officeDocument/2006/math" xmlns:v="urn:schemas-microsoft-com:vml" xmlns:wp14="http://schemas.microsoft.com/office/word/2010/wordprocessingDrawing" xmlns:wp="http://schemas.openxmlformats.org/drawingml/2006/wordprocessingDrawing" xmlns:w10="urn:schemas-microsoft-com:office:word" xmlns:w="http://schemas.openxmlformats.org/wordprocessingml/2006/main" xmlns:w14="http://schemas.microsoft.com/office/word/2010/wordml" xmlns:w15="http://schemas.microsoft.com/office/word/2012/wordml" xmlns:w16cex="http://schemas.microsoft.com/office/word/2018/wordml/cex" xmlns:w16cid="http://schemas.microsoft.com/office/word/2016/wordml/cid" xmlns:w16="http://schemas.microsoft.com/office/word/2018/wordml" xmlns:w16sdtdh="http://schemas.microsoft.com/office/word/2020/wordml/sdtdatahash" xmlns:w16se="http://schemas.microsoft.com/office/word/2015/wordml/symex" xmlns:wpg="http://schemas.microsoft.com/office/word/2010/wordprocessingGroup" xmlns:wpi="http://schemas.microsoft.com/office/word/2010/wordprocessingInk" xmlns:wne="http://schemas.microsoft.com/office/word/2006/wordml" xmlns:wps="http://schemas.microsoft.com/office/word/2010/wordprocessingShape" mc:Ignorable="w14 w15 w16se w16cid w16 w16cex w16sdtdh wp14">
+<w:document xmlns:wpc="http://schemas.microsoft.com/office/word/2010/wordprocessingCanvas" xmlns:cx="http://schemas.microsoft.com/office/drawing/2014/chartex" xmlns:cx1="http://schemas.microsoft.com/office/drawing/2015/9/8/chartex" xmlns:cx2="http://schemas.microsoft.com/office/drawing/2015/10/21/chartex" xmlns:cx3="http://schemas.microsoft.com/office/drawing/2016/5/9/chartex" xmlns:cx4="http://schemas.microsoft.com/office/drawing/2016/5/10/chartex" xmlns:cx5="http://schemas.microsoft.com/office/drawing/2016/5/11/chartex" xmlns:cx6="http://schemas.microsoft.com/office/drawing/2016/5/12/chartex" xmlns:cx7="http://schemas.microsoft.com/office/drawing/2016/5/13/chartex" xmlns:cx8="http://schemas.microsoft.com/office/drawing/2016/5/14/chartex" xmlns:mc="http://schemas.openxmlformats.org/markup-compatibility/2006" xmlns:aink="http://schemas.microsoft.com/office/drawing/2016/ink" xmlns:am3d="http://schemas.microsoft.com/office/drawing/2017/model3d" xmlns:o="urn:schemas-microsoft-com:office:office" xmlns:oel="http://schemas.microsoft.com/office/2019/extlst" xmlns:r="http://schemas.openxmlformats.org/officeDocument/2006/relationships" xmlns:m="http://schemas.openxmlformats.org/officeDocument/2006/math" xmlns:v="urn:schemas-microsoft-com:vml" xmlns:wp14="http://schemas.microsoft.com/office/word/2010/wordprocessingDrawing" xmlns:wp="http://schemas.openxmlformats.org/drawingml/2006/wordprocessingDrawing" xmlns:w10="urn:schemas-microsoft-com:office:word" xmlns:w="http://schemas.openxmlformats.org/wordprocessingml/2006/main" xmlns:w14="http://schemas.microsoft.com/office/word/2010/wordml" xmlns:w15="http://schemas.microsoft.com/office/word/2012/wordml" xmlns:w16cex="http://schemas.microsoft.com/office/word/2018/wordml/cex" xmlns:w16cid="http://schemas.microsoft.com/office/word/2016/wordml/cid" xmlns:w16="http://schemas.microsoft.com/office/word/2018/wordml" xmlns:w16du="http://schemas.microsoft.com/office/word/2023/wordml/word16du" xmlns:w16sdtdh="http://schemas.microsoft.com/office/word/2020/wordml/sdtdatahash" xmlns:w16se="http://schemas.microsoft.com/office/word/2015/wordml/symex" xmlns:wpg="http://schemas.microsoft.com/office/word/2010/wordprocessingGroup" xmlns:wpi="http://schemas.microsoft.com/office/word/2010/wordprocessingInk" xmlns:wne="http://schemas.microsoft.com/office/word/2006/wordml" xmlns:wps="http://schemas.microsoft.com/office/word/2010/wordprocessingShape" mc:Ignorable="w14 w15 w16se w16cid w16 w16cex w16sdtdh w16du wp14">
   <w:body>
     <w:p>
       <w:pPr>
@@ -52,7 +52,29 @@
           <w:szCs w:val="27"/>
           <w14:ligatures w14:val="none"/>
         </w:rPr>
-        <w:t xml:space="preserve">Let’s say you need to scrape a lot of information from the web, and time is of the essence. What alternative would there be to manually accessing each website and </w:t>
+        <w:t xml:space="preserve">Let’s say </w:t>
+      </w:r>
+      <w:r>
+        <w:rPr>
+          <w:rFonts w:ascii="Segoe UI" w:eastAsia="Times New Roman" w:hAnsi="Segoe UI" w:cs="Segoe UI"/>
+          <w:color w:val="000000"/>
+          <w:kern w:val="0"/>
+          <w:sz w:val="27"/>
+          <w:szCs w:val="27"/>
+          <w14:ligatures w14:val="none"/>
+        </w:rPr>
+        <w:t xml:space="preserve">the task is to get a </w:t>
+      </w:r>
+      <w:r>
+        <w:rPr>
+          <w:rFonts w:ascii="Segoe UI" w:eastAsia="Times New Roman" w:hAnsi="Segoe UI" w:cs="Segoe UI"/>
+          <w:color w:val="000000"/>
+          <w:kern w:val="0"/>
+          <w:sz w:val="27"/>
+          <w:szCs w:val="27"/>
+          <w14:ligatures w14:val="none"/>
+        </w:rPr>
+        <w:t xml:space="preserve">lot of information from the web, and time is of the essence. What alternative would there be to manually accessing each website and </w:t>
       </w:r>
       <w:proofErr w:type="gramStart"/>
       <w:r>
@@ -283,13 +305,10 @@
         <w:pStyle w:val="ListBullet"/>
       </w:pPr>
       <w:r>
-        <w:t xml:space="preserve">What Is Web Scraping? </w:t>
-      </w:r>
-      <w:r>
-        <w:sym w:font="Symbol" w:char="F0A7"/>
-      </w:r>
-      <w:r>
-        <w:t xml:space="preserve"> </w:t>
+        <w:t>What Is Web Scraping</w:t>
+      </w:r>
+      <w:r>
+        <w:t>?</w:t>
       </w:r>
     </w:p>
     <w:p>
@@ -297,13 +316,10 @@
         <w:pStyle w:val="ListBullet"/>
       </w:pPr>
       <w:r>
-        <w:t xml:space="preserve">Is Web Scraping Legal? </w:t>
-      </w:r>
-      <w:r>
-        <w:sym w:font="Symbol" w:char="F0A7"/>
-      </w:r>
-      <w:r>
-        <w:t xml:space="preserve"> </w:t>
+        <w:t>Is Web Scraping Legal</w:t>
+      </w:r>
+      <w:r>
+        <w:t>?</w:t>
       </w:r>
     </w:p>
     <w:p>
@@ -311,13 +327,10 @@
         <w:pStyle w:val="ListBullet"/>
       </w:pPr>
       <w:r>
-        <w:t xml:space="preserve">Why is Python Good For Web Scraping? </w:t>
-      </w:r>
-      <w:r>
-        <w:sym w:font="Symbol" w:char="F0A7"/>
-      </w:r>
-      <w:r>
-        <w:t xml:space="preserve"> </w:t>
+        <w:t>Why is Python Good For Web Scrapin</w:t>
+      </w:r>
+      <w:r>
+        <w:t>g?</w:t>
       </w:r>
     </w:p>
     <w:p>
@@ -325,13 +338,10 @@
         <w:pStyle w:val="ListBullet"/>
       </w:pPr>
       <w:r>
-        <w:t xml:space="preserve">How Do You Scrape Data From A Website? </w:t>
-      </w:r>
-      <w:r>
-        <w:sym w:font="Symbol" w:char="F0A7"/>
-      </w:r>
-      <w:r>
-        <w:t xml:space="preserve"> </w:t>
+        <w:t>How Do You Scrape Data From A Website</w:t>
+      </w:r>
+      <w:r>
+        <w:t>?</w:t>
       </w:r>
     </w:p>
     <w:p>
@@ -339,13 +349,10 @@
         <w:pStyle w:val="ListBullet"/>
       </w:pPr>
       <w:r>
-        <w:t xml:space="preserve">Libraries used for Web Scraping </w:t>
-      </w:r>
-      <w:r>
-        <w:sym w:font="Symbol" w:char="F0A7"/>
-      </w:r>
-      <w:r>
-        <w:t xml:space="preserve"> </w:t>
+        <w:t>Libraries used for Web Scrapi</w:t>
+      </w:r>
+      <w:r>
+        <w:t>ng.</w:t>
       </w:r>
     </w:p>
     <w:p>
@@ -420,63 +427,107 @@
           <w:szCs w:val="27"/>
           <w14:ligatures w14:val="none"/>
         </w:rPr>
-        <w:t xml:space="preserve">Web scraping is used to collect information from websites. But why does someone have to collect data from websites? To know about this, let’s look at the applications of web scraping: • Price Comparison: </w:t>
-      </w:r>
-      <w:r>
-        <w:rPr>
-          <w:rFonts w:ascii="Segoe UI" w:eastAsia="Times New Roman" w:hAnsi="Segoe UI" w:cs="Segoe UI"/>
-          <w:color w:val="000000"/>
-          <w:kern w:val="0"/>
-          <w:sz w:val="27"/>
-          <w:szCs w:val="27"/>
-          <w14:ligatures w14:val="none"/>
-        </w:rPr>
+        <w:t xml:space="preserve">Web scraping is used to collect information from websites. But why does someone have to collect data from websites? To know about this, let’s look at the applications of web scraping: </w:t>
+      </w:r>
+    </w:p>
+    <w:p>
+      <w:pPr>
+        <w:shd w:val="clear" w:color="auto" w:fill="FFFFFF"/>
+        <w:spacing w:after="100" w:line="240" w:lineRule="auto"/>
+        <w:rPr>
+          <w:rFonts w:ascii="Segoe UI" w:eastAsia="Times New Roman" w:hAnsi="Segoe UI" w:cs="Segoe UI"/>
+          <w:color w:val="000000"/>
+          <w:kern w:val="0"/>
+          <w:sz w:val="27"/>
+          <w:szCs w:val="27"/>
+          <w14:ligatures w14:val="none"/>
+        </w:rPr>
+      </w:pPr>
+    </w:p>
+    <w:p>
+      <w:pPr>
+        <w:pStyle w:val="ListBullet"/>
+      </w:pPr>
+      <w:r>
+        <w:t xml:space="preserve">Price Comparison: </w:t>
+      </w:r>
+      <w:r>
         <w:t xml:space="preserve">some services </w:t>
       </w:r>
       <w:r>
-        <w:rPr>
-          <w:rFonts w:ascii="Segoe UI" w:eastAsia="Times New Roman" w:hAnsi="Segoe UI" w:cs="Segoe UI"/>
-          <w:color w:val="000000"/>
-          <w:kern w:val="0"/>
-          <w:sz w:val="27"/>
-          <w:szCs w:val="27"/>
-          <w14:ligatures w14:val="none"/>
-        </w:rPr>
-        <w:t xml:space="preserve">use web scraping to collect data from online shopping websites and use it to compare the prices of products. • Email address gathering: Many companies that use email as a medium for </w:t>
-      </w:r>
-      <w:r>
-        <w:rPr>
-          <w:rFonts w:ascii="Segoe UI" w:eastAsia="Times New Roman" w:hAnsi="Segoe UI" w:cs="Segoe UI"/>
-          <w:color w:val="000000"/>
-          <w:kern w:val="0"/>
-          <w:sz w:val="27"/>
-          <w:szCs w:val="27"/>
-          <w14:ligatures w14:val="none"/>
-        </w:rPr>
+        <w:t xml:space="preserve">use web scraping to collect data from online shopping websites and use it to compare the prices of products. </w:t>
+      </w:r>
+    </w:p>
+    <w:p>
+      <w:pPr>
+        <w:pStyle w:val="ListBullet"/>
+      </w:pPr>
+      <w:r>
+        <w:t xml:space="preserve">Email address gathering: Many companies that use email as a medium for </w:t>
+      </w:r>
+      <w:r>
         <w:t>marketing</w:t>
       </w:r>
       <w:r>
-        <w:rPr>
-          <w:rFonts w:ascii="Segoe UI" w:eastAsia="Times New Roman" w:hAnsi="Segoe UI" w:cs="Segoe UI"/>
-          <w:color w:val="000000"/>
-          <w:kern w:val="0"/>
-          <w:sz w:val="27"/>
-          <w:szCs w:val="27"/>
-          <w14:ligatures w14:val="none"/>
-        </w:rPr>
-        <w:t xml:space="preserve"> use web scraping to collect email ID and then send bulk emails. • Social Media Scraping: Web scraping is used to collect data from Social Media websites such as Twitter to find out what’s trending. • Research and Development: Web scraping is used to collect a large set of data (Statistics, General Information, Temperature, etc.) from websites, which are analyzed and used to carry out Surveys or for R&amp;D. • Job listings: </w:t>
-      </w:r>
-      <w:r>
-        <w:rPr>
-          <w:rFonts w:ascii="Segoe UI" w:eastAsia="Times New Roman" w:hAnsi="Segoe UI" w:cs="Segoe UI"/>
-          <w:color w:val="000000"/>
-          <w:kern w:val="0"/>
-          <w:sz w:val="27"/>
-          <w:szCs w:val="27"/>
-          <w14:ligatures w14:val="none"/>
-        </w:rPr>
+        <w:t xml:space="preserve"> use web scraping to collect email ID and then send bulk emails. </w:t>
+      </w:r>
+    </w:p>
+    <w:p>
+      <w:pPr>
+        <w:pStyle w:val="ListBullet"/>
+      </w:pPr>
+      <w:r>
+        <w:t xml:space="preserve">Social Media Scraping: Web scraping is used to collect data from Social Media websites such as Twitter to find out what’s trending. </w:t>
+      </w:r>
+    </w:p>
+    <w:p>
+      <w:pPr>
+        <w:pStyle w:val="ListBullet"/>
+      </w:pPr>
+      <w:r>
         <w:lastRenderedPageBreak/>
-        <w:t xml:space="preserve">Details regarding job openings, interviews are collected from different websites and then listed in one place so that it is easily accessible to the user. </w:t>
+        <w:t xml:space="preserve">Research and Development: Web scraping is used to collect a large set of data (Statistics, General Information, </w:t>
+      </w:r>
+      <w:r>
+        <w:t xml:space="preserve">Sports info, </w:t>
+      </w:r>
+      <w:r>
+        <w:t xml:space="preserve">Temperature, etc.) from websites, which are analyzed and used to carry out Surveys or for R&amp;D. </w:t>
+      </w:r>
+    </w:p>
+    <w:p>
+      <w:pPr>
+        <w:pStyle w:val="ListBullet"/>
+      </w:pPr>
+      <w:r>
+        <w:t xml:space="preserve">Accessibility:  People scrape pages to create more accessible means of gathering the information from the page in some way.  For </w:t>
+      </w:r>
+      <w:proofErr w:type="gramStart"/>
+      <w:r>
+        <w:t>example</w:t>
+      </w:r>
+      <w:proofErr w:type="gramEnd"/>
+      <w:r>
+        <w:t xml:space="preserve"> Crossword puzzles, Audible books, sports scores, radio shows, and much more.</w:t>
+      </w:r>
+    </w:p>
+    <w:p>
+      <w:pPr>
+        <w:pStyle w:val="ListBullet"/>
+      </w:pPr>
+      <w:r>
+        <w:t xml:space="preserve">  </w:t>
+      </w:r>
+      <w:r>
+        <w:t xml:space="preserve">Job listings: Details regarding job </w:t>
+      </w:r>
+      <w:proofErr w:type="gramStart"/>
+      <w:r>
+        <w:t>openings,</w:t>
+      </w:r>
+      <w:proofErr w:type="gramEnd"/>
+      <w:r>
+        <w:t xml:space="preserve"> interviews are collected from different websites and then listed in one place so that it is easily accessible to the user. </w:t>
       </w:r>
     </w:p>
     <w:p>
@@ -962,6 +1013,23 @@
         <w:pStyle w:val="ListBullet"/>
       </w:pPr>
       <w:r>
+        <w:t xml:space="preserve">Python doesn’t need large IDE’s it can be done in the most basic editor all the way up to </w:t>
+      </w:r>
+      <w:proofErr w:type="spellStart"/>
+      <w:r>
+        <w:t>full fledged</w:t>
+      </w:r>
+      <w:proofErr w:type="spellEnd"/>
+      <w:r>
+        <w:t xml:space="preserve"> IDE’s.  Including a very good free one called VS Code</w:t>
+      </w:r>
+    </w:p>
+    <w:p>
+      <w:pPr>
+        <w:pStyle w:val="ListBullet"/>
+      </w:pPr>
+      <w:r>
+        <w:lastRenderedPageBreak/>
         <w:t xml:space="preserve">Large Collection of Libraries: Python has </w:t>
       </w:r>
       <w:r>
@@ -973,6 +1041,9 @@
       <w:r>
         <w:t xml:space="preserve"> </w:t>
       </w:r>
+      <w:r>
+        <w:t xml:space="preserve">requests, beautiful soup, html5lib,  </w:t>
+      </w:r>
       <w:proofErr w:type="spellStart"/>
       <w:r>
         <w:t>n</w:t>
@@ -982,7 +1053,15 @@
       </w:r>
       <w:proofErr w:type="spellEnd"/>
       <w:r>
-        <w:t>, Matlplotlib, Pandas etc., which provides methods and services for various purposes. Hence, it is suitable for web scraping and for further manipulation of extracted data.</w:t>
+        <w:t xml:space="preserve">, </w:t>
+      </w:r>
+      <w:proofErr w:type="spellStart"/>
+      <w:r>
+        <w:t>Matlplotlib</w:t>
+      </w:r>
+      <w:proofErr w:type="spellEnd"/>
+      <w:r>
+        <w:t>, Pandas etc., which provides methods and services for various purposes. Hence, it is suitable for web scraping and for further manipulation of extracted data.</w:t>
       </w:r>
     </w:p>
     <w:p>
@@ -990,7 +1069,18 @@
         <w:pStyle w:val="ListBullet"/>
       </w:pPr>
       <w:r>
-        <w:t>Dynamically typed: In Python, you don’t have to define datatypes for variables, you can directly use the variables wherever required. This saves time and makes your job faster.</w:t>
+        <w:t xml:space="preserve">Easily Understandable Syntax: Python syntax is easily understandable mainly because reading Python code is </w:t>
+      </w:r>
+      <w:proofErr w:type="gramStart"/>
+      <w:r>
+        <w:t>similar</w:t>
+      </w:r>
+      <w:r>
+        <w:t xml:space="preserve"> to</w:t>
+      </w:r>
+      <w:proofErr w:type="gramEnd"/>
+      <w:r>
+        <w:t xml:space="preserve"> reading a statement in English. It is expressive and easily readable, and the indentation used in Python also helps the user to differentiate between different scope/blocks in the code.</w:t>
       </w:r>
     </w:p>
     <w:p>
@@ -998,22 +1088,10 @@
         <w:pStyle w:val="ListBullet"/>
       </w:pPr>
       <w:r>
-        <w:t xml:space="preserve">Easily Understandable Syntax: Python syntax is easily understandable mainly because reading Python code is </w:t>
-      </w:r>
-      <w:proofErr w:type="gramStart"/>
-      <w:r>
-        <w:t>similar</w:t>
-      </w:r>
-      <w:r>
-        <w:t xml:space="preserve"> to</w:t>
-      </w:r>
-      <w:proofErr w:type="gramEnd"/>
-      <w:r>
-        <w:t xml:space="preserve"> reading a statement in English. It is expressive and easily readable, </w:t>
-      </w:r>
-      <w:r>
-        <w:lastRenderedPageBreak/>
-        <w:t>and the indentation used in Python also helps the user to differentiate between different scope/blocks in the code.</w:t>
+        <w:t xml:space="preserve">Small code, large task: Web scraping is used to save time. In Python, small code </w:t>
+      </w:r>
+      <w:r>
+        <w:t>can do large things</w:t>
       </w:r>
     </w:p>
     <w:p>
@@ -1021,29 +1099,30 @@
         <w:pStyle w:val="ListBullet"/>
       </w:pPr>
       <w:r>
-        <w:t>Small code, large task: Web scraping is used to save time. But what’s the use if you spend more time writing the code? Well, you don’t have to. In Python, you can write small codes to do large tasks. Hence, you save time even while writing the code.</w:t>
-      </w:r>
-    </w:p>
-    <w:p>
-      <w:pPr>
-        <w:pStyle w:val="ListBullet"/>
-      </w:pPr>
-      <w:r>
-        <w:t xml:space="preserve">Community: What if you get stuck while writing the code? You don’t have to worry. Python community </w:t>
+        <w:t xml:space="preserve">Community: Python community </w:t>
       </w:r>
       <w:r>
         <w:t>is</w:t>
       </w:r>
       <w:r>
-        <w:t xml:space="preserve"> one of the biggest and most active communities, where you can seek </w:t>
-      </w:r>
-      <w:proofErr w:type="gramStart"/>
-      <w:r>
-        <w:t>help from</w:t>
-      </w:r>
-      <w:proofErr w:type="gramEnd"/>
-      <w:r>
-        <w:t xml:space="preserve">. </w:t>
+        <w:t xml:space="preserve"> one of the biggest and most active communities, where </w:t>
+      </w:r>
+      <w:r>
+        <w:t>help can be easily found.</w:t>
+      </w:r>
+    </w:p>
+    <w:p>
+      <w:pPr>
+        <w:pStyle w:val="Heading2"/>
+        <w:rPr>
+          <w:rFonts w:eastAsia="Times New Roman"/>
+        </w:rPr>
+      </w:pPr>
+      <w:r>
+        <w:rPr>
+          <w:rFonts w:eastAsia="Times New Roman"/>
+        </w:rPr>
+        <w:t xml:space="preserve">How Do You Scrape Data From A Website? </w:t>
       </w:r>
     </w:p>
     <w:p>
@@ -1062,20 +1141,6 @@
     </w:p>
     <w:p>
       <w:pPr>
-        <w:pStyle w:val="Heading2"/>
-        <w:rPr>
-          <w:rFonts w:eastAsia="Times New Roman"/>
-        </w:rPr>
-      </w:pPr>
-      <w:r>
-        <w:rPr>
-          <w:rFonts w:eastAsia="Times New Roman"/>
-        </w:rPr>
-        <w:t xml:space="preserve">How Do You Scrape Data From A Website? </w:t>
-      </w:r>
-    </w:p>
-    <w:p>
-      <w:pPr>
         <w:shd w:val="clear" w:color="auto" w:fill="FFFFFF"/>
         <w:spacing w:after="100" w:line="240" w:lineRule="auto"/>
         <w:rPr>
@@ -1087,6 +1152,94 @@
           <w14:ligatures w14:val="none"/>
         </w:rPr>
       </w:pPr>
+      <w:r>
+        <w:rPr>
+          <w:rFonts w:ascii="Segoe UI" w:eastAsia="Times New Roman" w:hAnsi="Segoe UI" w:cs="Segoe UI"/>
+          <w:color w:val="000000"/>
+          <w:kern w:val="0"/>
+          <w:sz w:val="27"/>
+          <w:szCs w:val="27"/>
+          <w14:ligatures w14:val="none"/>
+        </w:rPr>
+        <w:t xml:space="preserve">When the code is run </w:t>
+      </w:r>
+      <w:r>
+        <w:rPr>
+          <w:rFonts w:ascii="Segoe UI" w:eastAsia="Times New Roman" w:hAnsi="Segoe UI" w:cs="Segoe UI"/>
+          <w:color w:val="000000"/>
+          <w:kern w:val="0"/>
+          <w:sz w:val="27"/>
+          <w:szCs w:val="27"/>
+          <w14:ligatures w14:val="none"/>
+        </w:rPr>
+        <w:t xml:space="preserve">for web scraping, a request is sent to the URL </w:t>
+      </w:r>
+      <w:r>
+        <w:rPr>
+          <w:rFonts w:ascii="Segoe UI" w:eastAsia="Times New Roman" w:hAnsi="Segoe UI" w:cs="Segoe UI"/>
+          <w:color w:val="000000"/>
+          <w:kern w:val="0"/>
+          <w:sz w:val="27"/>
+          <w:szCs w:val="27"/>
+          <w14:ligatures w14:val="none"/>
+        </w:rPr>
+        <w:t xml:space="preserve">set in the code </w:t>
+      </w:r>
+      <w:r>
+        <w:rPr>
+          <w:rFonts w:ascii="Segoe UI" w:eastAsia="Times New Roman" w:hAnsi="Segoe UI" w:cs="Segoe UI"/>
+          <w:color w:val="000000"/>
+          <w:kern w:val="0"/>
+          <w:sz w:val="27"/>
+          <w:szCs w:val="27"/>
+          <w14:ligatures w14:val="none"/>
+        </w:rPr>
+        <w:t xml:space="preserve">. As a response to the request, the server sends the HTML or XML page. The code </w:t>
+      </w:r>
+      <w:r>
+        <w:rPr>
+          <w:rFonts w:ascii="Segoe UI" w:eastAsia="Times New Roman" w:hAnsi="Segoe UI" w:cs="Segoe UI"/>
+          <w:color w:val="000000"/>
+          <w:kern w:val="0"/>
+          <w:sz w:val="27"/>
+          <w:szCs w:val="27"/>
+          <w14:ligatures w14:val="none"/>
+        </w:rPr>
+        <w:t>then</w:t>
+      </w:r>
+      <w:r>
+        <w:rPr>
+          <w:rFonts w:ascii="Segoe UI" w:eastAsia="Times New Roman" w:hAnsi="Segoe UI" w:cs="Segoe UI"/>
+          <w:color w:val="000000"/>
+          <w:kern w:val="0"/>
+          <w:sz w:val="27"/>
+          <w:szCs w:val="27"/>
+          <w14:ligatures w14:val="none"/>
+        </w:rPr>
+        <w:t xml:space="preserve"> parses the HTML or XML page, finds the data and extracts it. To extract data using web scraping with python, </w:t>
+      </w:r>
+      <w:r>
+        <w:rPr>
+          <w:rFonts w:ascii="Segoe UI" w:eastAsia="Times New Roman" w:hAnsi="Segoe UI" w:cs="Segoe UI"/>
+          <w:color w:val="000000"/>
+          <w:kern w:val="0"/>
+          <w:sz w:val="27"/>
+          <w:szCs w:val="27"/>
+          <w14:ligatures w14:val="none"/>
+        </w:rPr>
+        <w:t>F</w:t>
+      </w:r>
+      <w:r>
+        <w:rPr>
+          <w:rFonts w:ascii="Segoe UI" w:eastAsia="Times New Roman" w:hAnsi="Segoe UI" w:cs="Segoe UI"/>
+          <w:color w:val="000000"/>
+          <w:kern w:val="0"/>
+          <w:sz w:val="27"/>
+          <w:szCs w:val="27"/>
+          <w14:ligatures w14:val="none"/>
+        </w:rPr>
+        <w:t xml:space="preserve">ollow these basic steps: </w:t>
+      </w:r>
     </w:p>
     <w:p>
       <w:pPr>
@@ -1101,118 +1254,6 @@
           <w14:ligatures w14:val="none"/>
         </w:rPr>
       </w:pPr>
-      <w:r>
-        <w:rPr>
-          <w:rFonts w:ascii="Segoe UI" w:eastAsia="Times New Roman" w:hAnsi="Segoe UI" w:cs="Segoe UI"/>
-          <w:color w:val="000000"/>
-          <w:kern w:val="0"/>
-          <w:sz w:val="27"/>
-          <w:szCs w:val="27"/>
-          <w14:ligatures w14:val="none"/>
-        </w:rPr>
-        <w:t xml:space="preserve">When the code is run </w:t>
-      </w:r>
-      <w:r>
-        <w:rPr>
-          <w:rFonts w:ascii="Segoe UI" w:eastAsia="Times New Roman" w:hAnsi="Segoe UI" w:cs="Segoe UI"/>
-          <w:color w:val="000000"/>
-          <w:kern w:val="0"/>
-          <w:sz w:val="27"/>
-          <w:szCs w:val="27"/>
-          <w14:ligatures w14:val="none"/>
-        </w:rPr>
-        <w:t xml:space="preserve">for web scraping, a request is sent to the URL </w:t>
-      </w:r>
-      <w:r>
-        <w:rPr>
-          <w:rFonts w:ascii="Segoe UI" w:eastAsia="Times New Roman" w:hAnsi="Segoe UI" w:cs="Segoe UI"/>
-          <w:color w:val="000000"/>
-          <w:kern w:val="0"/>
-          <w:sz w:val="27"/>
-          <w:szCs w:val="27"/>
-          <w14:ligatures w14:val="none"/>
-        </w:rPr>
-        <w:t xml:space="preserve">set in the code </w:t>
-      </w:r>
-      <w:r>
-        <w:rPr>
-          <w:rFonts w:ascii="Segoe UI" w:eastAsia="Times New Roman" w:hAnsi="Segoe UI" w:cs="Segoe UI"/>
-          <w:color w:val="000000"/>
-          <w:kern w:val="0"/>
-          <w:sz w:val="27"/>
-          <w:szCs w:val="27"/>
-          <w14:ligatures w14:val="none"/>
-        </w:rPr>
-        <w:t xml:space="preserve">. As a response to the request, the server sends the HTML or XML page. The code </w:t>
-      </w:r>
-      <w:r>
-        <w:rPr>
-          <w:rFonts w:ascii="Segoe UI" w:eastAsia="Times New Roman" w:hAnsi="Segoe UI" w:cs="Segoe UI"/>
-          <w:color w:val="000000"/>
-          <w:kern w:val="0"/>
-          <w:sz w:val="27"/>
-          <w:szCs w:val="27"/>
-          <w14:ligatures w14:val="none"/>
-        </w:rPr>
-        <w:t>then</w:t>
-      </w:r>
-      <w:r>
-        <w:rPr>
-          <w:rFonts w:ascii="Segoe UI" w:eastAsia="Times New Roman" w:hAnsi="Segoe UI" w:cs="Segoe UI"/>
-          <w:color w:val="000000"/>
-          <w:kern w:val="0"/>
-          <w:sz w:val="27"/>
-          <w:szCs w:val="27"/>
-          <w14:ligatures w14:val="none"/>
-        </w:rPr>
-        <w:t xml:space="preserve"> parses the HTML or XML page, finds the </w:t>
-      </w:r>
-      <w:proofErr w:type="gramStart"/>
-      <w:r>
-        <w:rPr>
-          <w:rFonts w:ascii="Segoe UI" w:eastAsia="Times New Roman" w:hAnsi="Segoe UI" w:cs="Segoe UI"/>
-          <w:color w:val="000000"/>
-          <w:kern w:val="0"/>
-          <w:sz w:val="27"/>
-          <w:szCs w:val="27"/>
-          <w14:ligatures w14:val="none"/>
-        </w:rPr>
-        <w:t>data</w:t>
-      </w:r>
-      <w:proofErr w:type="gramEnd"/>
-      <w:r>
-        <w:rPr>
-          <w:rFonts w:ascii="Segoe UI" w:eastAsia="Times New Roman" w:hAnsi="Segoe UI" w:cs="Segoe UI"/>
-          <w:color w:val="000000"/>
-          <w:kern w:val="0"/>
-          <w:sz w:val="27"/>
-          <w:szCs w:val="27"/>
-          <w14:ligatures w14:val="none"/>
-        </w:rPr>
-        <w:t xml:space="preserve"> and extracts it. To extract data using web scraping with python, </w:t>
-      </w:r>
-      <w:r>
-        <w:rPr>
-          <w:rFonts w:ascii="Segoe UI" w:eastAsia="Times New Roman" w:hAnsi="Segoe UI" w:cs="Segoe UI"/>
-          <w:color w:val="000000"/>
-          <w:kern w:val="0"/>
-          <w:sz w:val="27"/>
-          <w:szCs w:val="27"/>
-          <w14:ligatures w14:val="none"/>
-        </w:rPr>
-        <w:t>F</w:t>
-      </w:r>
-      <w:r>
-        <w:rPr>
-          <w:rFonts w:ascii="Segoe UI" w:eastAsia="Times New Roman" w:hAnsi="Segoe UI" w:cs="Segoe UI"/>
-          <w:color w:val="000000"/>
-          <w:kern w:val="0"/>
-          <w:sz w:val="27"/>
-          <w:szCs w:val="27"/>
-          <w14:ligatures w14:val="none"/>
-        </w:rPr>
-        <w:t xml:space="preserve">ollow these basic steps: </w:t>
-      </w:r>
     </w:p>
     <w:p>
       <w:pPr>
@@ -1227,6 +1268,61 @@
           <w14:ligatures w14:val="none"/>
         </w:rPr>
       </w:pPr>
+      <w:r>
+        <w:rPr>
+          <w:rFonts w:ascii="Segoe UI" w:eastAsia="Times New Roman" w:hAnsi="Segoe UI" w:cs="Segoe UI"/>
+          <w:color w:val="000000"/>
+          <w:kern w:val="0"/>
+          <w:sz w:val="27"/>
+          <w:szCs w:val="27"/>
+          <w14:ligatures w14:val="none"/>
+        </w:rPr>
+        <w:t xml:space="preserve">1. Find the URL </w:t>
+      </w:r>
+      <w:r>
+        <w:rPr>
+          <w:rFonts w:ascii="Segoe UI" w:eastAsia="Times New Roman" w:hAnsi="Segoe UI" w:cs="Segoe UI"/>
+          <w:color w:val="000000"/>
+          <w:kern w:val="0"/>
+          <w:sz w:val="27"/>
+          <w:szCs w:val="27"/>
+          <w14:ligatures w14:val="none"/>
+        </w:rPr>
+        <w:t xml:space="preserve">for </w:t>
+      </w:r>
+      <w:r>
+        <w:rPr>
+          <w:rFonts w:ascii="Segoe UI" w:eastAsia="Times New Roman" w:hAnsi="Segoe UI" w:cs="Segoe UI"/>
+          <w:color w:val="000000"/>
+          <w:kern w:val="0"/>
+          <w:sz w:val="27"/>
+          <w:szCs w:val="27"/>
+          <w14:ligatures w14:val="none"/>
+        </w:rPr>
+        <w:t>scrap</w:t>
+      </w:r>
+      <w:r>
+        <w:rPr>
+          <w:rFonts w:ascii="Segoe UI" w:eastAsia="Times New Roman" w:hAnsi="Segoe UI" w:cs="Segoe UI"/>
+          <w:color w:val="000000"/>
+          <w:kern w:val="0"/>
+          <w:sz w:val="27"/>
+          <w:szCs w:val="27"/>
+          <w14:ligatures w14:val="none"/>
+        </w:rPr>
+        <w:t>ing.</w:t>
+      </w:r>
+      <w:r>
+        <w:rPr>
+          <w:rFonts w:ascii="Segoe UI" w:eastAsia="Times New Roman" w:hAnsi="Segoe UI" w:cs="Segoe UI"/>
+          <w:color w:val="000000"/>
+          <w:kern w:val="0"/>
+          <w:sz w:val="27"/>
+          <w:szCs w:val="27"/>
+          <w14:ligatures w14:val="none"/>
+        </w:rPr>
+        <w:t xml:space="preserve"> </w:t>
+      </w:r>
     </w:p>
     <w:p>
       <w:pPr>
@@ -1250,7 +1346,7 @@
           <w:szCs w:val="27"/>
           <w14:ligatures w14:val="none"/>
         </w:rPr>
-        <w:t xml:space="preserve">1. Find the URL that you want to scrape </w:t>
+        <w:t xml:space="preserve">2. Inspect the Page </w:t>
       </w:r>
     </w:p>
     <w:p>
@@ -1275,7 +1371,18 @@
           <w:szCs w:val="27"/>
           <w14:ligatures w14:val="none"/>
         </w:rPr>
-        <w:t xml:space="preserve">2. Inspect the Page </w:t>
+        <w:t xml:space="preserve">3. Find the data </w:t>
+      </w:r>
+      <w:r>
+        <w:rPr>
+          <w:rFonts w:ascii="Segoe UI" w:eastAsia="Times New Roman" w:hAnsi="Segoe UI" w:cs="Segoe UI"/>
+          <w:color w:val="000000"/>
+          <w:kern w:val="0"/>
+          <w:sz w:val="27"/>
+          <w:szCs w:val="27"/>
+          <w14:ligatures w14:val="none"/>
+        </w:rPr>
+        <w:t>in need of extracting.</w:t>
       </w:r>
     </w:p>
     <w:p>
@@ -1300,7 +1407,7 @@
           <w:szCs w:val="27"/>
           <w14:ligatures w14:val="none"/>
         </w:rPr>
-        <w:t xml:space="preserve">3. Find the data you want to extract </w:t>
+        <w:t xml:space="preserve">4. Write the code </w:t>
       </w:r>
     </w:p>
     <w:p>
@@ -1325,7 +1432,7 @@
           <w:szCs w:val="27"/>
           <w14:ligatures w14:val="none"/>
         </w:rPr>
-        <w:t xml:space="preserve">4. Write the code </w:t>
+        <w:t xml:space="preserve">5. Run the code and extract the data </w:t>
       </w:r>
     </w:p>
     <w:p>
@@ -1341,16 +1448,31 @@
           <w14:ligatures w14:val="none"/>
         </w:rPr>
       </w:pPr>
-      <w:r>
-        <w:rPr>
-          <w:rFonts w:ascii="Segoe UI" w:eastAsia="Times New Roman" w:hAnsi="Segoe UI" w:cs="Segoe UI"/>
-          <w:color w:val="000000"/>
-          <w:kern w:val="0"/>
-          <w:sz w:val="27"/>
-          <w:szCs w:val="27"/>
-          <w14:ligatures w14:val="none"/>
-        </w:rPr>
-        <w:t xml:space="preserve">5. Run the code and extract the data </w:t>
+    </w:p>
+    <w:p>
+      <w:pPr>
+        <w:pStyle w:val="Heading2"/>
+        <w:rPr>
+          <w:rFonts w:eastAsia="Times New Roman"/>
+        </w:rPr>
+      </w:pPr>
+      <w:r>
+        <w:rPr>
+          <w:rFonts w:eastAsia="Times New Roman"/>
+        </w:rPr>
+        <w:t xml:space="preserve">Scraping APH web </w:t>
+      </w:r>
+      <w:r>
+        <w:rPr>
+          <w:rFonts w:eastAsia="Times New Roman"/>
+        </w:rPr>
+        <w:t>shop</w:t>
+      </w:r>
+      <w:r>
+        <w:rPr>
+          <w:rFonts w:eastAsia="Times New Roman"/>
+        </w:rPr>
+        <w:t xml:space="preserve"> Pre-requisites</w:t>
       </w:r>
     </w:p>
     <w:p>
@@ -1369,32 +1491,6 @@
     </w:p>
     <w:p>
       <w:pPr>
-        <w:pStyle w:val="Heading2"/>
-        <w:rPr>
-          <w:rFonts w:eastAsia="Times New Roman"/>
-        </w:rPr>
-      </w:pPr>
-      <w:r>
-        <w:rPr>
-          <w:rFonts w:eastAsia="Times New Roman"/>
-        </w:rPr>
-        <w:t xml:space="preserve">Scraping APH web </w:t>
-      </w:r>
-      <w:r>
-        <w:rPr>
-          <w:rFonts w:eastAsia="Times New Roman"/>
-        </w:rPr>
-        <w:t>shop</w:t>
-      </w:r>
-      <w:r>
-        <w:rPr>
-          <w:rFonts w:eastAsia="Times New Roman"/>
-        </w:rPr>
-        <w:t xml:space="preserve"> Pre-requisites</w:t>
-      </w:r>
-    </w:p>
-    <w:p>
-      <w:pPr>
         <w:shd w:val="clear" w:color="auto" w:fill="FFFFFF"/>
         <w:spacing w:after="100" w:line="240" w:lineRule="auto"/>
         <w:rPr>
@@ -1406,6 +1502,50 @@
           <w14:ligatures w14:val="none"/>
         </w:rPr>
       </w:pPr>
+      <w:r>
+        <w:rPr>
+          <w:rFonts w:ascii="Segoe UI" w:eastAsia="Times New Roman" w:hAnsi="Segoe UI" w:cs="Segoe UI"/>
+          <w:color w:val="000000"/>
+          <w:kern w:val="0"/>
+          <w:sz w:val="27"/>
+          <w:szCs w:val="27"/>
+          <w14:ligatures w14:val="none"/>
+        </w:rPr>
+        <w:t xml:space="preserve">For this </w:t>
+      </w:r>
+      <w:r>
+        <w:rPr>
+          <w:rFonts w:ascii="Segoe UI" w:eastAsia="Times New Roman" w:hAnsi="Segoe UI" w:cs="Segoe UI"/>
+          <w:color w:val="000000"/>
+          <w:kern w:val="0"/>
+          <w:sz w:val="27"/>
+          <w:szCs w:val="27"/>
+          <w14:ligatures w14:val="none"/>
+        </w:rPr>
+        <w:t xml:space="preserve">example, </w:t>
+      </w:r>
+      <w:r>
+        <w:rPr>
+          <w:rFonts w:ascii="Segoe UI" w:eastAsia="Times New Roman" w:hAnsi="Segoe UI" w:cs="Segoe UI"/>
+          <w:color w:val="000000"/>
+          <w:kern w:val="0"/>
+          <w:sz w:val="27"/>
+          <w:szCs w:val="27"/>
+          <w14:ligatures w14:val="none"/>
+        </w:rPr>
+        <w:t xml:space="preserve">python 3 </w:t>
+      </w:r>
+      <w:r>
+        <w:rPr>
+          <w:rFonts w:ascii="Segoe UI" w:eastAsia="Times New Roman" w:hAnsi="Segoe UI" w:cs="Segoe UI"/>
+          <w:color w:val="000000"/>
+          <w:kern w:val="0"/>
+          <w:sz w:val="27"/>
+          <w:szCs w:val="27"/>
+          <w14:ligatures w14:val="none"/>
+        </w:rPr>
+        <w:t>is needed with the following modules installed.</w:t>
+      </w:r>
     </w:p>
     <w:p>
       <w:pPr>
@@ -1420,49 +1560,21 @@
           <w14:ligatures w14:val="none"/>
         </w:rPr>
       </w:pPr>
-      <w:r>
-        <w:rPr>
-          <w:rFonts w:ascii="Segoe UI" w:eastAsia="Times New Roman" w:hAnsi="Segoe UI" w:cs="Segoe UI"/>
-          <w:color w:val="000000"/>
-          <w:kern w:val="0"/>
-          <w:sz w:val="27"/>
-          <w:szCs w:val="27"/>
-          <w14:ligatures w14:val="none"/>
-        </w:rPr>
-        <w:t xml:space="preserve">For this </w:t>
-      </w:r>
-      <w:r>
-        <w:rPr>
-          <w:rFonts w:ascii="Segoe UI" w:eastAsia="Times New Roman" w:hAnsi="Segoe UI" w:cs="Segoe UI"/>
-          <w:color w:val="000000"/>
-          <w:kern w:val="0"/>
-          <w:sz w:val="27"/>
-          <w:szCs w:val="27"/>
-          <w14:ligatures w14:val="none"/>
-        </w:rPr>
-        <w:t xml:space="preserve">example, </w:t>
-      </w:r>
-      <w:r>
-        <w:rPr>
-          <w:rFonts w:ascii="Segoe UI" w:eastAsia="Times New Roman" w:hAnsi="Segoe UI" w:cs="Segoe UI"/>
-          <w:color w:val="000000"/>
-          <w:kern w:val="0"/>
-          <w:sz w:val="27"/>
-          <w:szCs w:val="27"/>
-          <w14:ligatures w14:val="none"/>
-        </w:rPr>
-        <w:t xml:space="preserve">python 3 </w:t>
-      </w:r>
-      <w:r>
-        <w:rPr>
-          <w:rFonts w:ascii="Segoe UI" w:eastAsia="Times New Roman" w:hAnsi="Segoe UI" w:cs="Segoe UI"/>
-          <w:color w:val="000000"/>
-          <w:kern w:val="0"/>
-          <w:sz w:val="27"/>
-          <w:szCs w:val="27"/>
-          <w14:ligatures w14:val="none"/>
-        </w:rPr>
-        <w:t>is needed with the following modules installed.</w:t>
+    </w:p>
+    <w:p>
+      <w:pPr>
+        <w:pStyle w:val="ListBullet"/>
+      </w:pPr>
+      <w:r>
+        <w:t>Requests</w:t>
+      </w:r>
+    </w:p>
+    <w:p>
+      <w:pPr>
+        <w:pStyle w:val="ListBullet"/>
+      </w:pPr>
+      <w:r>
+        <w:t>BeautifulSoup</w:t>
       </w:r>
     </w:p>
     <w:p>
@@ -1481,22 +1593,6 @@
     </w:p>
     <w:p>
       <w:pPr>
-        <w:pStyle w:val="ListBullet"/>
-      </w:pPr>
-      <w:r>
-        <w:t>Requests</w:t>
-      </w:r>
-    </w:p>
-    <w:p>
-      <w:pPr>
-        <w:pStyle w:val="ListBullet"/>
-      </w:pPr>
-      <w:r>
-        <w:t>BeautifulSoup</w:t>
-      </w:r>
-    </w:p>
-    <w:p>
-      <w:pPr>
         <w:shd w:val="clear" w:color="auto" w:fill="FFFFFF"/>
         <w:spacing w:after="100" w:line="240" w:lineRule="auto"/>
         <w:rPr>
@@ -1508,29 +1604,16 @@
           <w14:ligatures w14:val="none"/>
         </w:rPr>
       </w:pPr>
-    </w:p>
-    <w:p>
-      <w:pPr>
-        <w:shd w:val="clear" w:color="auto" w:fill="FFFFFF"/>
-        <w:spacing w:after="100" w:line="240" w:lineRule="auto"/>
-        <w:rPr>
-          <w:rFonts w:ascii="Segoe UI" w:eastAsia="Times New Roman" w:hAnsi="Segoe UI" w:cs="Segoe UI"/>
-          <w:color w:val="000000"/>
-          <w:kern w:val="0"/>
-          <w:sz w:val="27"/>
-          <w:szCs w:val="27"/>
-          <w14:ligatures w14:val="none"/>
-        </w:rPr>
-      </w:pPr>
-      <w:r>
-        <w:rPr>
-          <w:rFonts w:ascii="Segoe UI" w:eastAsia="Times New Roman" w:hAnsi="Segoe UI" w:cs="Segoe UI"/>
-          <w:color w:val="000000"/>
-          <w:kern w:val="0"/>
-          <w:sz w:val="27"/>
-          <w:szCs w:val="27"/>
-          <w14:ligatures w14:val="none"/>
-        </w:rPr>
+      <w:r>
+        <w:rPr>
+          <w:rFonts w:ascii="Segoe UI" w:eastAsia="Times New Roman" w:hAnsi="Segoe UI" w:cs="Segoe UI"/>
+          <w:color w:val="000000"/>
+          <w:kern w:val="0"/>
+          <w:sz w:val="27"/>
+          <w:szCs w:val="27"/>
+          <w14:ligatures w14:val="none"/>
+        </w:rPr>
+        <w:lastRenderedPageBreak/>
         <w:t>The page could be scraped  by using just strings and slicing with string functions, but it would be more difficult than it is when using BeautifulSoup.</w:t>
       </w:r>
     </w:p>
@@ -1551,20 +1634,19 @@
         </w:rPr>
       </w:pPr>
       <w:r>
-        <w:lastRenderedPageBreak/>
         <w:t xml:space="preserve">Step 1 </w:t>
       </w:r>
       <w:r>
         <w:rPr>
           <w:rFonts w:eastAsia="Times New Roman"/>
         </w:rPr>
-        <w:t xml:space="preserve">Find the URL that you want to </w:t>
+        <w:t>Find the URL</w:t>
       </w:r>
       <w:r>
         <w:rPr>
           <w:rFonts w:eastAsia="Times New Roman"/>
         </w:rPr>
-        <w:t>scrape.</w:t>
+        <w:t>in need of scraping.</w:t>
       </w:r>
       <w:r>
         <w:rPr>
@@ -1573,6 +1655,7 @@
         <w:t xml:space="preserve"> </w:t>
       </w:r>
     </w:p>
+    <w:p/>
     <w:p>
       <w:pPr>
         <w:pStyle w:val="ListBullet"/>
@@ -1665,18 +1748,36 @@
         <w:t xml:space="preserve">stock </w:t>
       </w:r>
       <w:r>
-        <w:t>element and click on “Inspect</w:t>
+        <w:t>element and click on “Inspect”. “</w:t>
+      </w:r>
+      <w:r>
+        <w:t xml:space="preserve">this opens the </w:t>
+      </w:r>
+      <w:r>
+        <w:t>Browser Inspector Box”</w:t>
+      </w:r>
+      <w:r>
+        <w:t>.</w:t>
+      </w:r>
+      <w:r>
+        <w:t xml:space="preserve"> </w:t>
+      </w:r>
+      <w:r>
+        <w:t xml:space="preserve"> </w:t>
+      </w:r>
+      <w:r>
+        <w:t>C</w:t>
+      </w:r>
+      <w:r>
+        <w:t xml:space="preserve">lick on the </w:t>
       </w:r>
       <w:proofErr w:type="gramStart"/>
       <w:r>
-        <w:t>”.</w:t>
+        <w:t>in stock</w:t>
       </w:r>
       <w:proofErr w:type="gramEnd"/>
       <w:r>
-        <w:t xml:space="preserve"> When you click on the “Inspect” tab, you will see a “Browser Inspector Box” open. </w:t>
-      </w:r>
-      <w:r>
-        <w:t xml:space="preserve"> Go ahead and click on the in stock region.</w:t>
+        <w:t xml:space="preserve"> region.</w:t>
       </w:r>
     </w:p>
     <w:p>
@@ -1762,7 +1863,13 @@
         </w:numPr>
       </w:pPr>
       <w:r>
-        <w:t>The number and text may have changed by the time you try  this.</w:t>
+        <w:t>The number and text may have changed</w:t>
+      </w:r>
+      <w:r>
+        <w:t xml:space="preserve"> but the tag should be the same.</w:t>
+      </w:r>
+      <w:r>
+        <w:t xml:space="preserve"> </w:t>
       </w:r>
     </w:p>
     <w:p>
@@ -1836,7 +1943,19 @@
         </w:numPr>
       </w:pPr>
       <w:r>
-        <w:t>Open a new Python file in your editor call it something like instock.py.</w:t>
+        <w:t xml:space="preserve">Open a new Python file in </w:t>
+      </w:r>
+      <w:r>
+        <w:t xml:space="preserve">the </w:t>
+      </w:r>
+      <w:r>
+        <w:t xml:space="preserve">editor </w:t>
+      </w:r>
+      <w:r>
+        <w:t xml:space="preserve">or IDE, </w:t>
+      </w:r>
+      <w:r>
+        <w:t>call it something like instock.py.</w:t>
       </w:r>
     </w:p>
     <w:p>
@@ -2195,6 +2314,7 @@
           <w:szCs w:val="21"/>
           <w14:ligatures w14:val="none"/>
         </w:rPr>
+        <w:lastRenderedPageBreak/>
         <w:t xml:space="preserve">#Request the page from the web and store it in </w:t>
       </w:r>
       <w:r>
@@ -2562,8 +2682,7 @@
           <w:szCs w:val="21"/>
           <w14:ligatures w14:val="none"/>
         </w:rPr>
-        <w:lastRenderedPageBreak/>
-        <w:t># find the tag that you found with inspect using find all. From beautiful soup</w:t>
+        <w:t># find the tag found with inspect using find all. From beautiful soup</w:t>
       </w:r>
     </w:p>
     <w:p>
@@ -2817,7 +2936,7 @@
           <w:szCs w:val="21"/>
           <w14:ligatures w14:val="none"/>
         </w:rPr>
-        <w:t xml:space="preserve">#print the information you </w:t>
+        <w:t xml:space="preserve">#print the information </w:t>
       </w:r>
       <w:r>
         <w:rPr>
@@ -3038,7 +3157,19 @@
         </w:numPr>
       </w:pPr>
       <w:r>
-        <w:t>That is all there is to it.  From that you can make larger more powerful web scraping by changing the website and product or just searching for something else like the weather on weather.com.  Always remember to check robots.txt and make sure the companies  are OK with  you scraping their page.</w:t>
+        <w:t xml:space="preserve">That is all there is to it.  From that larger </w:t>
+      </w:r>
+      <w:r>
+        <w:t xml:space="preserve">and </w:t>
+      </w:r>
+      <w:r>
+        <w:t xml:space="preserve">more powerful web scraping </w:t>
+      </w:r>
+      <w:r>
+        <w:t xml:space="preserve">tools can  be made </w:t>
+      </w:r>
+      <w:r>
+        <w:t>by changing the website and product or just searching for something else like the weather on weather.com.  Always remember to check robots.txt and make sure the companies  are OK with  you scraping their page.</w:t>
       </w:r>
     </w:p>
     <w:p>
@@ -3061,7 +3192,7 @@
 </file>
 
 <file path=word/numbering.xml><?xml version="1.0" encoding="utf-8"?>
-<w:numbering xmlns:wpc="http://schemas.microsoft.com/office/word/2010/wordprocessingCanvas" xmlns:cx="http://schemas.microsoft.com/office/drawing/2014/chartex" xmlns:cx1="http://schemas.microsoft.com/office/drawing/2015/9/8/chartex" xmlns:cx2="http://schemas.microsoft.com/office/drawing/2015/10/21/chartex" xmlns:cx3="http://schemas.microsoft.com/office/drawing/2016/5/9/chartex" xmlns:cx4="http://schemas.microsoft.com/office/drawing/2016/5/10/chartex" xmlns:cx5="http://schemas.microsoft.com/office/drawing/2016/5/11/chartex" xmlns:cx6="http://schemas.microsoft.com/office/drawing/2016/5/12/chartex" xmlns:cx7="http://schemas.microsoft.com/office/drawing/2016/5/13/chartex" xmlns:cx8="http://schemas.microsoft.com/office/drawing/2016/5/14/chartex" xmlns:mc="http://schemas.openxmlformats.org/markup-compatibility/2006" xmlns:aink="http://schemas.microsoft.com/office/drawing/2016/ink" xmlns:am3d="http://schemas.microsoft.com/office/drawing/2017/model3d" xmlns:o="urn:schemas-microsoft-com:office:office" xmlns:oel="http://schemas.microsoft.com/office/2019/extlst" xmlns:r="http://schemas.openxmlformats.org/officeDocument/2006/relationships" xmlns:m="http://schemas.openxmlformats.org/officeDocument/2006/math" xmlns:v="urn:schemas-microsoft-com:vml" xmlns:wp14="http://schemas.microsoft.com/office/word/2010/wordprocessingDrawing" xmlns:wp="http://schemas.openxmlformats.org/drawingml/2006/wordprocessingDrawing" xmlns:w10="urn:schemas-microsoft-com:office:word" xmlns:w="http://schemas.openxmlformats.org/wordprocessingml/2006/main" xmlns:w14="http://schemas.microsoft.com/office/word/2010/wordml" xmlns:w15="http://schemas.microsoft.com/office/word/2012/wordml" xmlns:w16cex="http://schemas.microsoft.com/office/word/2018/wordml/cex" xmlns:w16cid="http://schemas.microsoft.com/office/word/2016/wordml/cid" xmlns:w16="http://schemas.microsoft.com/office/word/2018/wordml" xmlns:w16sdtdh="http://schemas.microsoft.com/office/word/2020/wordml/sdtdatahash" xmlns:w16se="http://schemas.microsoft.com/office/word/2015/wordml/symex" xmlns:wpg="http://schemas.microsoft.com/office/word/2010/wordprocessingGroup" xmlns:wpi="http://schemas.microsoft.com/office/word/2010/wordprocessingInk" xmlns:wne="http://schemas.microsoft.com/office/word/2006/wordml" xmlns:wps="http://schemas.microsoft.com/office/word/2010/wordprocessingShape" mc:Ignorable="w14 w15 w16se w16cid w16 w16cex w16sdtdh wp14">
+<w:numbering xmlns:wpc="http://schemas.microsoft.com/office/word/2010/wordprocessingCanvas" xmlns:cx="http://schemas.microsoft.com/office/drawing/2014/chartex" xmlns:cx1="http://schemas.microsoft.com/office/drawing/2015/9/8/chartex" xmlns:cx2="http://schemas.microsoft.com/office/drawing/2015/10/21/chartex" xmlns:cx3="http://schemas.microsoft.com/office/drawing/2016/5/9/chartex" xmlns:cx4="http://schemas.microsoft.com/office/drawing/2016/5/10/chartex" xmlns:cx5="http://schemas.microsoft.com/office/drawing/2016/5/11/chartex" xmlns:cx6="http://schemas.microsoft.com/office/drawing/2016/5/12/chartex" xmlns:cx7="http://schemas.microsoft.com/office/drawing/2016/5/13/chartex" xmlns:cx8="http://schemas.microsoft.com/office/drawing/2016/5/14/chartex" xmlns:mc="http://schemas.openxmlformats.org/markup-compatibility/2006" xmlns:aink="http://schemas.microsoft.com/office/drawing/2016/ink" xmlns:am3d="http://schemas.microsoft.com/office/drawing/2017/model3d" xmlns:o="urn:schemas-microsoft-com:office:office" xmlns:oel="http://schemas.microsoft.com/office/2019/extlst" xmlns:r="http://schemas.openxmlformats.org/officeDocument/2006/relationships" xmlns:m="http://schemas.openxmlformats.org/officeDocument/2006/math" xmlns:v="urn:schemas-microsoft-com:vml" xmlns:wp14="http://schemas.microsoft.com/office/word/2010/wordprocessingDrawing" xmlns:wp="http://schemas.openxmlformats.org/drawingml/2006/wordprocessingDrawing" xmlns:w10="urn:schemas-microsoft-com:office:word" xmlns:w="http://schemas.openxmlformats.org/wordprocessingml/2006/main" xmlns:w14="http://schemas.microsoft.com/office/word/2010/wordml" xmlns:w15="http://schemas.microsoft.com/office/word/2012/wordml" xmlns:w16cex="http://schemas.microsoft.com/office/word/2018/wordml/cex" xmlns:w16cid="http://schemas.microsoft.com/office/word/2016/wordml/cid" xmlns:w16="http://schemas.microsoft.com/office/word/2018/wordml" xmlns:w16du="http://schemas.microsoft.com/office/word/2023/wordml/word16du" xmlns:w16sdtdh="http://schemas.microsoft.com/office/word/2020/wordml/sdtdatahash" xmlns:w16se="http://schemas.microsoft.com/office/word/2015/wordml/symex" xmlns:wpg="http://schemas.microsoft.com/office/word/2010/wordprocessingGroup" xmlns:wpi="http://schemas.microsoft.com/office/word/2010/wordprocessingInk" xmlns:wne="http://schemas.microsoft.com/office/word/2006/wordml" xmlns:wps="http://schemas.microsoft.com/office/word/2010/wordprocessingShape" mc:Ignorable="w14 w15 w16se w16cid w16 w16cex w16sdtdh w16du wp14">
   <w:abstractNum w:abstractNumId="0" w15:restartNumberingAfterBreak="0">
     <w:nsid w:val="FFFFFF89"/>
     <w:multiLevelType w:val="singleLevel"/>
@@ -3594,7 +3725,7 @@
 </file>
 
 <file path=word/styles.xml><?xml version="1.0" encoding="utf-8"?>
-<w:styles xmlns:mc="http://schemas.openxmlformats.org/markup-compatibility/2006" xmlns:r="http://schemas.openxmlformats.org/officeDocument/2006/relationships" xmlns:w="http://schemas.openxmlformats.org/wordprocessingml/2006/main" xmlns:w14="http://schemas.microsoft.com/office/word/2010/wordml" xmlns:w15="http://schemas.microsoft.com/office/word/2012/wordml" xmlns:w16cex="http://schemas.microsoft.com/office/word/2018/wordml/cex" xmlns:w16cid="http://schemas.microsoft.com/office/word/2016/wordml/cid" xmlns:w16="http://schemas.microsoft.com/office/word/2018/wordml" xmlns:w16sdtdh="http://schemas.microsoft.com/office/word/2020/wordml/sdtdatahash" xmlns:w16se="http://schemas.microsoft.com/office/word/2015/wordml/symex" mc:Ignorable="w14 w15 w16se w16cid w16 w16cex w16sdtdh">
+<w:styles xmlns:mc="http://schemas.openxmlformats.org/markup-compatibility/2006" xmlns:r="http://schemas.openxmlformats.org/officeDocument/2006/relationships" xmlns:w="http://schemas.openxmlformats.org/wordprocessingml/2006/main" xmlns:w14="http://schemas.microsoft.com/office/word/2010/wordml" xmlns:w15="http://schemas.microsoft.com/office/word/2012/wordml" xmlns:w16cex="http://schemas.microsoft.com/office/word/2018/wordml/cex" xmlns:w16cid="http://schemas.microsoft.com/office/word/2016/wordml/cid" xmlns:w16="http://schemas.microsoft.com/office/word/2018/wordml" xmlns:w16du="http://schemas.microsoft.com/office/word/2023/wordml/word16du" xmlns:w16sdtdh="http://schemas.microsoft.com/office/word/2020/wordml/sdtdatahash" xmlns:w16se="http://schemas.microsoft.com/office/word/2015/wordml/symex" mc:Ignorable="w14 w15 w16se w16cid w16 w16cex w16sdtdh w16du">
   <w:docDefaults>
     <w:rPrDefault>
       <w:rPr>

--- a/How-to.docx
+++ b/How-to.docx
@@ -76,7 +76,6 @@
         </w:rPr>
         <w:t xml:space="preserve">lot of information from the web, and time is of the essence. What alternative would there be to manually accessing each website and </w:t>
       </w:r>
-      <w:proofErr w:type="gramStart"/>
       <w:r>
         <w:rPr>
           <w:rFonts w:ascii="Segoe UI" w:eastAsia="Times New Roman" w:hAnsi="Segoe UI" w:cs="Segoe UI"/>
@@ -97,9 +96,8 @@
           <w:szCs w:val="27"/>
           <w14:ligatures w14:val="none"/>
         </w:rPr>
-        <w:t>ing</w:t>
-      </w:r>
-      <w:proofErr w:type="gramEnd"/>
+        <w:t>e</w:t>
+      </w:r>
       <w:r>
         <w:rPr>
           <w:rFonts w:ascii="Segoe UI" w:eastAsia="Times New Roman" w:hAnsi="Segoe UI" w:cs="Segoe UI"/>
@@ -492,7 +490,13 @@
         <w:t xml:space="preserve">Sports info, </w:t>
       </w:r>
       <w:r>
-        <w:t xml:space="preserve">Temperature, etc.) from websites, which are analyzed and used to carry out Surveys or for R&amp;D. </w:t>
+        <w:t xml:space="preserve">Temperature, etc.) from websites, which are analyzed and used to </w:t>
+      </w:r>
+      <w:r>
+        <w:t>conduct</w:t>
+      </w:r>
+      <w:r>
+        <w:t xml:space="preserve"> Surveys or for R&amp;D. </w:t>
       </w:r>
     </w:p>
     <w:p>
@@ -502,11 +506,9 @@
       <w:r>
         <w:t xml:space="preserve">Accessibility:  People scrape pages to create more accessible means of gathering the information from the page in some way.  For </w:t>
       </w:r>
-      <w:proofErr w:type="gramStart"/>
-      <w:r>
-        <w:t>example</w:t>
-      </w:r>
-      <w:proofErr w:type="gramEnd"/>
+      <w:r>
+        <w:t>example,</w:t>
+      </w:r>
       <w:r>
         <w:t xml:space="preserve"> Crossword puzzles, Audible books, sports scores, radio shows, and much more.</w:t>
       </w:r>
@@ -521,11 +523,9 @@
       <w:r>
         <w:t xml:space="preserve">Job listings: Details regarding job </w:t>
       </w:r>
-      <w:proofErr w:type="gramStart"/>
-      <w:r>
-        <w:t>openings,</w:t>
-      </w:r>
-      <w:proofErr w:type="gramEnd"/>
+      <w:r>
+        <w:t>openings and</w:t>
+      </w:r>
       <w:r>
         <w:t xml:space="preserve"> interviews are collected from different websites and then listed in one place so that it is easily accessible to the user. </w:t>
       </w:r>
@@ -1015,13 +1015,17 @@
       <w:r>
         <w:t xml:space="preserve">Python doesn’t need large IDE’s it can be done in the most basic editor all the way up to </w:t>
       </w:r>
-      <w:proofErr w:type="spellStart"/>
-      <w:r>
-        <w:t>full fledged</w:t>
-      </w:r>
-      <w:proofErr w:type="spellEnd"/>
-      <w:r>
-        <w:t xml:space="preserve"> IDE’s.  Including a very good free one called VS Code</w:t>
+      <w:r>
+        <w:t>full-fledged</w:t>
+      </w:r>
+      <w:r>
+        <w:t xml:space="preserve"> IDE’s.  Including </w:t>
+      </w:r>
+      <w:r>
+        <w:t>a particularly good</w:t>
+      </w:r>
+      <w:r>
+        <w:t xml:space="preserve"> free one called VS Code</w:t>
       </w:r>
     </w:p>
     <w:p>
@@ -1044,22 +1048,18 @@
       <w:r>
         <w:t xml:space="preserve">requests, beautiful soup, html5lib,  </w:t>
       </w:r>
-      <w:proofErr w:type="spellStart"/>
-      <w:r>
-        <w:t>n</w:t>
-      </w:r>
-      <w:r>
-        <w:t>umpy</w:t>
-      </w:r>
-      <w:proofErr w:type="spellEnd"/>
+      <w:r>
+        <w:t>N</w:t>
+      </w:r>
+      <w:r>
+        <w:t>umPy</w:t>
+      </w:r>
       <w:r>
         <w:t xml:space="preserve">, </w:t>
       </w:r>
-      <w:proofErr w:type="spellStart"/>
-      <w:r>
-        <w:t>Matlplotlib</w:t>
-      </w:r>
-      <w:proofErr w:type="spellEnd"/>
+      <w:r>
+        <w:t>Matplotlib</w:t>
+      </w:r>
       <w:r>
         <w:t>, Pandas etc., which provides methods and services for various purposes. Hence, it is suitable for web scraping and for further manipulation of extracted data.</w:t>
       </w:r>
@@ -1071,14 +1071,9 @@
       <w:r>
         <w:t xml:space="preserve">Easily Understandable Syntax: Python syntax is easily understandable mainly because reading Python code is </w:t>
       </w:r>
-      <w:proofErr w:type="gramStart"/>
-      <w:r>
-        <w:t>similar</w:t>
-      </w:r>
-      <w:r>
-        <w:t xml:space="preserve"> to</w:t>
-      </w:r>
-      <w:proofErr w:type="gramEnd"/>
+      <w:r>
+        <w:t>like</w:t>
+      </w:r>
       <w:r>
         <w:t xml:space="preserve"> reading a statement in English. It is expressive and easily readable, and the indentation used in Python also helps the user to differentiate between different scope/blocks in the code.</w:t>
       </w:r>
@@ -1216,7 +1211,29 @@
           <w:szCs w:val="27"/>
           <w14:ligatures w14:val="none"/>
         </w:rPr>
-        <w:t xml:space="preserve"> parses the HTML or XML page, finds the data and extracts it. To extract data using web scraping with python, </w:t>
+        <w:t xml:space="preserve"> parses the HTML or XML page, finds the </w:t>
+      </w:r>
+      <w:r>
+        <w:rPr>
+          <w:rFonts w:ascii="Segoe UI" w:eastAsia="Times New Roman" w:hAnsi="Segoe UI" w:cs="Segoe UI"/>
+          <w:color w:val="000000"/>
+          <w:kern w:val="0"/>
+          <w:sz w:val="27"/>
+          <w:szCs w:val="27"/>
+          <w14:ligatures w14:val="none"/>
+        </w:rPr>
+        <w:t>data,</w:t>
+      </w:r>
+      <w:r>
+        <w:rPr>
+          <w:rFonts w:ascii="Segoe UI" w:eastAsia="Times New Roman" w:hAnsi="Segoe UI" w:cs="Segoe UI"/>
+          <w:color w:val="000000"/>
+          <w:kern w:val="0"/>
+          <w:sz w:val="27"/>
+          <w:szCs w:val="27"/>
+          <w14:ligatures w14:val="none"/>
+        </w:rPr>
+        <w:t xml:space="preserve"> and extracts it. To extract data using web scraping with python, </w:t>
       </w:r>
       <w:r>
         <w:rPr>
@@ -1748,16 +1765,22 @@
         <w:t xml:space="preserve">stock </w:t>
       </w:r>
       <w:r>
-        <w:t>element and click on “Inspect”. “</w:t>
+        <w:t>element and click on “Inspect</w:t>
+      </w:r>
+      <w:r>
+        <w:t>.”</w:t>
+      </w:r>
+      <w:r>
+        <w:t xml:space="preserve"> “</w:t>
       </w:r>
       <w:r>
         <w:t xml:space="preserve">this opens the </w:t>
       </w:r>
       <w:r>
-        <w:t>Browser Inspector Box”</w:t>
-      </w:r>
-      <w:r>
-        <w:t>.</w:t>
+        <w:t>Browser Inspector Box</w:t>
+      </w:r>
+      <w:r>
+        <w:t>.”</w:t>
       </w:r>
       <w:r>
         <w:t xml:space="preserve"> </w:t>
@@ -1771,11 +1794,9 @@
       <w:r>
         <w:t xml:space="preserve">lick on the </w:t>
       </w:r>
-      <w:proofErr w:type="gramStart"/>
-      <w:r>
-        <w:t>in stock</w:t>
-      </w:r>
-      <w:proofErr w:type="gramEnd"/>
+      <w:r>
+        <w:t>in-stock</w:t>
+      </w:r>
       <w:r>
         <w:t xml:space="preserve"> region.</w:t>
       </w:r>
